--- a/eap_bot/HiCore Equipment Characterization Test Report.docx
+++ b/eap_bot/HiCore Equipment Characterization Test Report.docx
@@ -6,16 +6,20 @@
       <w:pPr>
         <w:pStyle w:val="Heading1"/>
       </w:pPr>
-      <w:bookmarkStart w:id="0" w:name="X217d9684087e214a2d32f636e1d7061cf6be47f"/>
-      <w:r>
-        <w:t>HiCore Equipment Characterization Test Report</w:t>
+      <w:proofErr w:type="spellStart"/>
+      <w:r>
+        <w:t>HiCore</w:t>
+      </w:r>
+      <w:proofErr w:type="spellEnd"/>
+      <w:r>
+        <w:t xml:space="preserve"> Equipment Characterization Test Report</w:t>
       </w:r>
     </w:p>
     <w:p>
       <w:pPr>
         <w:pStyle w:val="Heading2"/>
       </w:pPr>
-      <w:bookmarkStart w:id="1" w:name="equipment-information"/>
+      <w:bookmarkStart w:id="0" w:name="equipment-information"/>
       <w:r>
         <w:t>1. Equipment Information</w:t>
       </w:r>
@@ -165,8 +169,8 @@
     </w:tbl>
     <w:p>
       <w:r>
-        <w:pict w14:anchorId="13B965EA">
-          <v:rect id="_x0000_i1025" style="width:0;height:1.5pt" o:hralign="center" o:hrstd="t" o:hr="t"/>
+        <w:pict w14:anchorId="32803237">
+          <v:rect id="_x0000_i1506" style="width:0;height:1.5pt" o:hralign="center" o:hrstd="t" o:hr="t"/>
         </w:pict>
       </w:r>
     </w:p>
@@ -174,8 +178,8 @@
       <w:pPr>
         <w:pStyle w:val="Heading2"/>
       </w:pPr>
-      <w:bookmarkStart w:id="2" w:name="hsms-connection-settings"/>
-      <w:bookmarkEnd w:id="1"/>
+      <w:bookmarkStart w:id="1" w:name="hsms-connection-settings"/>
+      <w:bookmarkEnd w:id="0"/>
       <w:r>
         <w:t>2. HSMS Connection Settings</w:t>
       </w:r>
@@ -184,7 +188,7 @@
       <w:pPr>
         <w:pStyle w:val="Heading3"/>
       </w:pPr>
-      <w:bookmarkStart w:id="3" w:name="connection-configuration"/>
+      <w:bookmarkStart w:id="2" w:name="connection-configuration"/>
       <w:r>
         <w:t>Connection Configuration</w:t>
       </w:r>
@@ -192,6 +196,8 @@
     <w:tbl>
       <w:tblPr>
         <w:tblStyle w:val="Table"/>
+        <w:tblpPr w:leftFromText="180" w:rightFromText="180" w:vertAnchor="text" w:tblpY="1"/>
+        <w:tblOverlap w:val="never"/>
         <w:tblW w:w="0" w:type="auto"/>
         <w:tblLook w:val="0020" w:firstRow="1" w:lastRow="0" w:firstColumn="0" w:lastColumn="0" w:noHBand="0" w:noVBand="0"/>
       </w:tblPr>
@@ -386,9 +392,10 @@
       <w:pPr>
         <w:pStyle w:val="Heading3"/>
       </w:pPr>
-      <w:bookmarkStart w:id="4" w:name="timeout-settings"/>
-      <w:bookmarkEnd w:id="3"/>
-      <w:r>
+      <w:bookmarkStart w:id="3" w:name="timeout-settings"/>
+      <w:bookmarkEnd w:id="2"/>
+      <w:r>
+        <w:br w:type="textWrapping" w:clear="all"/>
         <w:t>Timeout Settings</w:t>
       </w:r>
     </w:p>
@@ -564,8 +571,8 @@
       <w:pPr>
         <w:pStyle w:val="Heading3"/>
       </w:pPr>
-      <w:bookmarkStart w:id="5" w:name="communication-intervals"/>
-      <w:bookmarkEnd w:id="4"/>
+      <w:bookmarkStart w:id="4" w:name="communication-intervals"/>
+      <w:bookmarkEnd w:id="3"/>
       <w:r>
         <w:t>Communication Intervals</w:t>
       </w:r>
@@ -665,8 +672,8 @@
     </w:tbl>
     <w:p>
       <w:r>
-        <w:pict w14:anchorId="4A877F86">
-          <v:rect id="_x0000_i1026" style="width:0;height:1.5pt" o:hralign="center" o:hrstd="t" o:hr="t"/>
+        <w:pict w14:anchorId="7B133DC5">
+          <v:rect id="_x0000_i1507" style="width:0;height:1.5pt" o:hralign="center" o:hrstd="t" o:hr="t"/>
         </w:pict>
       </w:r>
     </w:p>
@@ -674,9 +681,9 @@
       <w:pPr>
         <w:pStyle w:val="Heading2"/>
       </w:pPr>
-      <w:bookmarkStart w:id="6" w:name="gem-compliance-verification"/>
-      <w:bookmarkEnd w:id="2"/>
-      <w:bookmarkEnd w:id="5"/>
+      <w:bookmarkStart w:id="5" w:name="gem-compliance-verification"/>
+      <w:bookmarkEnd w:id="1"/>
+      <w:bookmarkEnd w:id="4"/>
       <w:r>
         <w:lastRenderedPageBreak/>
         <w:t>3. GEM Compliance Verification</w:t>
@@ -1198,7 +1205,7 @@
       <w:pPr>
         <w:pStyle w:val="Heading3"/>
       </w:pPr>
-      <w:bookmarkStart w:id="7" w:name="compliance-summary"/>
+      <w:bookmarkStart w:id="6" w:name="compliance-summary"/>
       <w:r>
         <w:t>Compliance Summary</w:t>
       </w:r>
@@ -1213,15 +1220,15 @@
     </w:p>
     <w:p>
       <w:r>
-        <w:pict w14:anchorId="4B341664">
-          <v:rect id="_x0000_i1027" style="width:0;height:1.5pt" o:hralign="center" o:hrstd="t" o:hr="t"/>
+        <w:pict w14:anchorId="2C35ADF2">
+          <v:rect id="_x0000_i1508" style="width:0;height:1.5pt" o:hralign="center" o:hrstd="t" o:hr="t"/>
         </w:pict>
       </w:r>
     </w:p>
     <w:p>
       <w:r>
-        <w:pict w14:anchorId="284BC495">
-          <v:rect id="_x0000_i1028" style="width:0;height:1.5pt" o:hralign="center" o:hrstd="t" o:hr="t"/>
+        <w:pict w14:anchorId="225EEEAA">
+          <v:rect id="_x0000_i1509" style="width:0;height:1.5pt" o:hralign="center" o:hrstd="t" o:hr="t"/>
         </w:pict>
       </w:r>
     </w:p>
@@ -1229,9 +1236,9 @@
       <w:pPr>
         <w:pStyle w:val="Heading2"/>
       </w:pPr>
-      <w:bookmarkStart w:id="8" w:name="process-program-support"/>
+      <w:bookmarkStart w:id="7" w:name="process-program-support"/>
+      <w:bookmarkEnd w:id="5"/>
       <w:bookmarkEnd w:id="6"/>
-      <w:bookmarkEnd w:id="7"/>
       <w:r>
         <w:t>4. Process Program Support</w:t>
       </w:r>
@@ -1381,8 +1388,8 @@
     </w:tbl>
     <w:p>
       <w:r>
-        <w:pict w14:anchorId="7DC16230">
-          <v:rect id="_x0000_i1029" style="width:0;height:1.5pt" o:hralign="center" o:hrstd="t" o:hr="t"/>
+        <w:pict w14:anchorId="2EF6A9C1">
+          <v:rect id="_x0000_i1510" style="width:0;height:1.5pt" o:hralign="center" o:hrstd="t" o:hr="t"/>
         </w:pict>
       </w:r>
     </w:p>
@@ -1390,8 +1397,8 @@
       <w:pPr>
         <w:pStyle w:val="Heading2"/>
       </w:pPr>
-      <w:bookmarkStart w:id="9" w:name="semi-standards-supported"/>
-      <w:bookmarkEnd w:id="8"/>
+      <w:bookmarkStart w:id="8" w:name="semi-standards-supported"/>
+      <w:bookmarkEnd w:id="7"/>
       <w:r>
         <w:t>5. SEMI Standards Supported</w:t>
       </w:r>
@@ -1588,8 +1595,8 @@
     </w:p>
     <w:p>
       <w:r>
-        <w:pict w14:anchorId="7EE0D860">
-          <v:rect id="_x0000_i1030" style="width:0;height:1.5pt" o:hralign="center" o:hrstd="t" o:hr="t"/>
+        <w:pict w14:anchorId="47DB1B38">
+          <v:rect id="_x0000_i1511" style="width:0;height:1.5pt" o:hralign="center" o:hrstd="t" o:hr="t"/>
         </w:pict>
       </w:r>
     </w:p>
@@ -1597,8 +1604,8 @@
       <w:pPr>
         <w:pStyle w:val="Heading2"/>
       </w:pPr>
-      <w:bookmarkStart w:id="10" w:name="variables"/>
-      <w:bookmarkEnd w:id="9"/>
+      <w:bookmarkStart w:id="9" w:name="variables"/>
+      <w:bookmarkEnd w:id="8"/>
       <w:r>
         <w:t>6. Variables</w:t>
       </w:r>
@@ -1607,7 +1614,7 @@
       <w:pPr>
         <w:pStyle w:val="Heading3"/>
       </w:pPr>
-      <w:bookmarkStart w:id="11" w:name="status-variables-sv"/>
+      <w:bookmarkStart w:id="10" w:name="status-variables-sv"/>
       <w:r>
         <w:t>6.1 Status Variables (SV)</w:t>
       </w:r>
@@ -1729,8 +1736,8 @@
       <w:pPr>
         <w:pStyle w:val="Heading3"/>
       </w:pPr>
-      <w:bookmarkStart w:id="12" w:name="data-variables-dv"/>
-      <w:bookmarkEnd w:id="11"/>
+      <w:bookmarkStart w:id="11" w:name="data-variables-dv"/>
+      <w:bookmarkEnd w:id="10"/>
       <w:r>
         <w:t>6.2 Data Variables (DV)</w:t>
       </w:r>
@@ -1852,8 +1859,8 @@
       <w:pPr>
         <w:pStyle w:val="Heading3"/>
       </w:pPr>
-      <w:bookmarkStart w:id="13" w:name="equipment-constants-ec"/>
-      <w:bookmarkEnd w:id="12"/>
+      <w:bookmarkStart w:id="12" w:name="equipment-constants-ec"/>
+      <w:bookmarkEnd w:id="11"/>
       <w:r>
         <w:t>6.3 Equipment Constants (EC)</w:t>
       </w:r>
@@ -1973,8 +1980,8 @@
     </w:tbl>
     <w:p>
       <w:r>
-        <w:pict w14:anchorId="12D9CE58">
-          <v:rect id="_x0000_i1031" style="width:0;height:1.5pt" o:hralign="center" o:hrstd="t" o:hr="t"/>
+        <w:pict w14:anchorId="3BAFFF79">
+          <v:rect id="_x0000_i1512" style="width:0;height:1.5pt" o:hralign="center" o:hrstd="t" o:hr="t"/>
         </w:pict>
       </w:r>
     </w:p>
@@ -1982,9 +1989,9 @@
       <w:pPr>
         <w:pStyle w:val="Heading2"/>
       </w:pPr>
-      <w:bookmarkStart w:id="14" w:name="collection-events"/>
-      <w:bookmarkEnd w:id="10"/>
-      <w:bookmarkEnd w:id="13"/>
+      <w:bookmarkStart w:id="13" w:name="collection-events"/>
+      <w:bookmarkEnd w:id="9"/>
+      <w:bookmarkEnd w:id="12"/>
       <w:r>
         <w:t>7. Collection Events</w:t>
       </w:r>
@@ -2082,7 +2089,7 @@
       <w:pPr>
         <w:pStyle w:val="Heading3"/>
       </w:pPr>
-      <w:bookmarkStart w:id="15" w:name="event-verification-results"/>
+      <w:bookmarkStart w:id="14" w:name="event-verification-results"/>
       <w:r>
         <w:t>Event Verification Results</w:t>
       </w:r>
@@ -2178,8 +2185,8 @@
     </w:tbl>
     <w:p>
       <w:r>
-        <w:pict w14:anchorId="48CDB5FF">
-          <v:rect id="_x0000_i1032" style="width:0;height:1.5pt" o:hralign="center" o:hrstd="t" o:hr="t"/>
+        <w:pict w14:anchorId="69E88D69">
+          <v:rect id="_x0000_i1513" style="width:0;height:1.5pt" o:hralign="center" o:hrstd="t" o:hr="t"/>
         </w:pict>
       </w:r>
     </w:p>
@@ -2187,9 +2194,9 @@
       <w:pPr>
         <w:pStyle w:val="Heading2"/>
       </w:pPr>
-      <w:bookmarkStart w:id="16" w:name="alarm-verification"/>
+      <w:bookmarkStart w:id="15" w:name="alarm-verification"/>
+      <w:bookmarkEnd w:id="13"/>
       <w:bookmarkEnd w:id="14"/>
-      <w:bookmarkEnd w:id="15"/>
       <w:r>
         <w:t>8. Alarm Verification</w:t>
       </w:r>
@@ -2335,7 +2342,7 @@
       <w:pPr>
         <w:pStyle w:val="Heading3"/>
       </w:pPr>
-      <w:bookmarkStart w:id="17" w:name="alarm-test-results"/>
+      <w:bookmarkStart w:id="16" w:name="alarm-test-results"/>
       <w:r>
         <w:t>Alarm Test Results</w:t>
       </w:r>
@@ -2456,8 +2463,8 @@
     <w:p>
       <w:r>
         <w:lastRenderedPageBreak/>
-        <w:pict w14:anchorId="16CBE20A">
-          <v:rect id="_x0000_i1033" style="width:0;height:1.5pt" o:hralign="center" o:hrstd="t" o:hr="t"/>
+        <w:pict w14:anchorId="1985E7CA">
+          <v:rect id="_x0000_i1514" style="width:0;height:1.5pt" o:hralign="center" o:hrstd="t" o:hr="t"/>
         </w:pict>
       </w:r>
     </w:p>
@@ -2465,9 +2472,9 @@
       <w:pPr>
         <w:pStyle w:val="Heading2"/>
       </w:pPr>
-      <w:bookmarkStart w:id="18" w:name="reports"/>
+      <w:bookmarkStart w:id="17" w:name="reports"/>
+      <w:bookmarkEnd w:id="15"/>
       <w:bookmarkEnd w:id="16"/>
-      <w:bookmarkEnd w:id="17"/>
       <w:r>
         <w:t>9. Reports</w:t>
       </w:r>
@@ -2565,7 +2572,7 @@
       <w:pPr>
         <w:pStyle w:val="Heading3"/>
       </w:pPr>
-      <w:bookmarkStart w:id="19" w:name="report-validation-results"/>
+      <w:bookmarkStart w:id="18" w:name="report-validation-results"/>
       <w:r>
         <w:t>Report Validation Results</w:t>
       </w:r>
@@ -2661,8 +2668,8 @@
     </w:tbl>
     <w:p>
       <w:r>
-        <w:pict w14:anchorId="26AB4A6A">
-          <v:rect id="_x0000_i1034" style="width:0;height:1.5pt" o:hralign="center" o:hrstd="t" o:hr="t"/>
+        <w:pict w14:anchorId="4119E06A">
+          <v:rect id="_x0000_i1515" style="width:0;height:1.5pt" o:hralign="center" o:hrstd="t" o:hr="t"/>
         </w:pict>
       </w:r>
     </w:p>
@@ -2670,9 +2677,9 @@
       <w:pPr>
         <w:pStyle w:val="Heading2"/>
       </w:pPr>
-      <w:bookmarkStart w:id="20" w:name="remote-commands"/>
+      <w:bookmarkStart w:id="19" w:name="remote-commands"/>
+      <w:bookmarkEnd w:id="17"/>
       <w:bookmarkEnd w:id="18"/>
-      <w:bookmarkEnd w:id="19"/>
       <w:r>
         <w:t>10. Remote Commands</w:t>
       </w:r>
@@ -2770,7 +2777,7 @@
       <w:pPr>
         <w:pStyle w:val="Heading3"/>
       </w:pPr>
-      <w:bookmarkStart w:id="21" w:name="remote-command-validation"/>
+      <w:bookmarkStart w:id="20" w:name="remote-command-validation"/>
       <w:r>
         <w:t>Remote Command Validation</w:t>
       </w:r>
@@ -2866,8 +2873,8 @@
     </w:tbl>
     <w:p>
       <w:r>
-        <w:pict w14:anchorId="14528181">
-          <v:rect id="_x0000_i1035" style="width:0;height:1.5pt" o:hralign="center" o:hrstd="t" o:hr="t"/>
+        <w:pict w14:anchorId="18C3068C">
+          <v:rect id="_x0000_i1516" style="width:0;height:1.5pt" o:hralign="center" o:hrstd="t" o:hr="t"/>
         </w:pict>
       </w:r>
     </w:p>
@@ -2875,9 +2882,9 @@
       <w:pPr>
         <w:pStyle w:val="Heading2"/>
       </w:pPr>
-      <w:bookmarkStart w:id="22" w:name="data-dictionary-verification"/>
+      <w:bookmarkStart w:id="21" w:name="data-dictionary-verification"/>
+      <w:bookmarkEnd w:id="19"/>
       <w:bookmarkEnd w:id="20"/>
-      <w:bookmarkEnd w:id="21"/>
       <w:r>
         <w:t>11. Data Dictionary Verification</w:t>
       </w:r>
@@ -2886,7 +2893,7 @@
       <w:pPr>
         <w:pStyle w:val="Heading3"/>
       </w:pPr>
-      <w:bookmarkStart w:id="23" w:name="data-types"/>
+      <w:bookmarkStart w:id="22" w:name="data-types"/>
       <w:r>
         <w:t>Data Types</w:t>
       </w:r>
@@ -2960,8 +2967,8 @@
       <w:pPr>
         <w:pStyle w:val="Heading3"/>
       </w:pPr>
-      <w:bookmarkStart w:id="24" w:name="status-variables-dictionary"/>
-      <w:bookmarkEnd w:id="23"/>
+      <w:bookmarkStart w:id="23" w:name="status-variables-dictionary"/>
+      <w:bookmarkEnd w:id="22"/>
       <w:r>
         <w:t>Status Variables Dictionary</w:t>
       </w:r>
@@ -3059,8 +3066,8 @@
       <w:pPr>
         <w:pStyle w:val="Heading3"/>
       </w:pPr>
-      <w:bookmarkStart w:id="25" w:name="data-variables-dictionary"/>
-      <w:bookmarkEnd w:id="24"/>
+      <w:bookmarkStart w:id="24" w:name="data-variables-dictionary"/>
+      <w:bookmarkEnd w:id="23"/>
       <w:r>
         <w:t>Data Variables Dictionary</w:t>
       </w:r>
@@ -3158,8 +3165,8 @@
       <w:pPr>
         <w:pStyle w:val="Heading3"/>
       </w:pPr>
-      <w:bookmarkStart w:id="26" w:name="collection-events-dictionary"/>
-      <w:bookmarkEnd w:id="25"/>
+      <w:bookmarkStart w:id="25" w:name="collection-events-dictionary"/>
+      <w:bookmarkEnd w:id="24"/>
       <w:r>
         <w:t>Collection Events Dictionary</w:t>
       </w:r>
@@ -3257,8 +3264,8 @@
       <w:pPr>
         <w:pStyle w:val="Heading3"/>
       </w:pPr>
-      <w:bookmarkStart w:id="27" w:name="alarms-dictionary"/>
-      <w:bookmarkEnd w:id="26"/>
+      <w:bookmarkStart w:id="26" w:name="alarms-dictionary"/>
+      <w:bookmarkEnd w:id="25"/>
       <w:r>
         <w:lastRenderedPageBreak/>
         <w:t>Alarms Dictionary</w:t>
@@ -3357,8 +3364,8 @@
       <w:pPr>
         <w:pStyle w:val="Heading3"/>
       </w:pPr>
-      <w:bookmarkStart w:id="28" w:name="reports-dictionary"/>
-      <w:bookmarkEnd w:id="27"/>
+      <w:bookmarkStart w:id="27" w:name="reports-dictionary"/>
+      <w:bookmarkEnd w:id="26"/>
       <w:r>
         <w:t>Reports Dictionary</w:t>
       </w:r>
@@ -3456,8 +3463,8 @@
       <w:pPr>
         <w:pStyle w:val="Heading3"/>
       </w:pPr>
-      <w:bookmarkStart w:id="29" w:name="equipment-constants-dictionary"/>
-      <w:bookmarkEnd w:id="28"/>
+      <w:bookmarkStart w:id="28" w:name="equipment-constants-dictionary"/>
+      <w:bookmarkEnd w:id="27"/>
       <w:r>
         <w:t>Equipment Constants Dictionary</w:t>
       </w:r>
@@ -3555,8 +3562,8 @@
       <w:pPr>
         <w:pStyle w:val="Heading3"/>
       </w:pPr>
-      <w:bookmarkStart w:id="30" w:name="remote-commands-dictionary"/>
-      <w:bookmarkEnd w:id="29"/>
+      <w:bookmarkStart w:id="29" w:name="remote-commands-dictionary"/>
+      <w:bookmarkEnd w:id="28"/>
       <w:r>
         <w:t>Remote Commands Dictionary</w:t>
       </w:r>
@@ -3652,8 +3659,8 @@
     </w:tbl>
     <w:p>
       <w:r>
-        <w:pict w14:anchorId="3C3EDFCB">
-          <v:rect id="_x0000_i1036" style="width:0;height:1.5pt" o:hralign="center" o:hrstd="t" o:hr="t"/>
+        <w:pict w14:anchorId="0CDED9A4">
+          <v:rect id="_x0000_i1517" style="width:0;height:1.5pt" o:hralign="center" o:hrstd="t" o:hr="t"/>
         </w:pict>
       </w:r>
     </w:p>
@@ -3661,108 +3668,108 @@
       <w:pPr>
         <w:pStyle w:val="Heading2"/>
       </w:pPr>
-      <w:bookmarkStart w:id="31" w:name="notes-and-observations"/>
-      <w:bookmarkEnd w:id="22"/>
+      <w:bookmarkStart w:id="30" w:name="notes-and-observations"/>
+      <w:bookmarkEnd w:id="21"/>
+      <w:bookmarkEnd w:id="29"/>
+      <w:r>
+        <w:t>12. Notes and Observations</w:t>
+      </w:r>
+    </w:p>
+    <w:p>
+      <w:pPr>
+        <w:pStyle w:val="Heading3"/>
+      </w:pPr>
+      <w:bookmarkStart w:id="31" w:name="equipment-processing-states-notes"/>
+      <w:r>
+        <w:t>Equipment Processing States Notes</w:t>
+      </w:r>
+    </w:p>
+    <w:p>
+      <w:r>
+        <w:pict w14:anchorId="5C502591">
+          <v:rect id="_x0000_i1518" style="width:0;height:1.5pt" o:hralign="center" o:hrstd="t" o:hr="t"/>
+        </w:pict>
+      </w:r>
+    </w:p>
+    <w:p>
+      <w:r>
+        <w:pict w14:anchorId="09BE2656">
+          <v:rect id="_x0000_i1519" style="width:0;height:1.5pt" o:hralign="center" o:hrstd="t" o:hr="t"/>
+        </w:pict>
+      </w:r>
+    </w:p>
+    <w:p>
+      <w:r>
+        <w:pict w14:anchorId="5ED171FB">
+          <v:rect id="_x0000_i1520" style="width:0;height:1.5pt" o:hralign="center" o:hrstd="t" o:hr="t"/>
+        </w:pict>
+      </w:r>
+    </w:p>
+    <w:p>
+      <w:pPr>
+        <w:pStyle w:val="Heading3"/>
+      </w:pPr>
+      <w:bookmarkStart w:id="32" w:name="documentation-compliance"/>
+      <w:bookmarkEnd w:id="31"/>
+      <w:r>
+        <w:t>Documentation Compliance</w:t>
+      </w:r>
+    </w:p>
+    <w:p>
+      <w:r>
+        <w:pict w14:anchorId="240E81A0">
+          <v:rect id="_x0000_i1521" style="width:0;height:1.5pt" o:hralign="center" o:hrstd="t" o:hr="t"/>
+        </w:pict>
+      </w:r>
+    </w:p>
+    <w:p>
+      <w:pPr>
+        <w:pStyle w:val="Heading3"/>
+      </w:pPr>
+      <w:bookmarkStart w:id="33" w:name="material-movement-compliance"/>
+      <w:bookmarkEnd w:id="32"/>
+      <w:r>
+        <w:t>Material Movement Compliance</w:t>
+      </w:r>
+    </w:p>
+    <w:p>
+      <w:r>
+        <w:pict w14:anchorId="5B8FAFFD">
+          <v:rect id="_x0000_i1522" style="width:0;height:1.5pt" o:hralign="center" o:hrstd="t" o:hr="t"/>
+        </w:pict>
+      </w:r>
+    </w:p>
+    <w:p>
+      <w:pPr>
+        <w:pStyle w:val="Heading3"/>
+      </w:pPr>
+      <w:bookmarkStart w:id="34" w:name="custom-message-handling"/>
+      <w:bookmarkEnd w:id="33"/>
+      <w:r>
+        <w:t>Custom Message Handling</w:t>
+      </w:r>
+    </w:p>
+    <w:p>
+      <w:r>
+        <w:pict w14:anchorId="325F6716">
+          <v:rect id="_x0000_i1523" style="width:0;height:1.5pt" o:hralign="center" o:hrstd="t" o:hr="t"/>
+        </w:pict>
+      </w:r>
+    </w:p>
+    <w:p>
+      <w:r>
+        <w:pict w14:anchorId="1102793B">
+          <v:rect id="_x0000_i1524" style="width:0;height:1.5pt" o:hralign="center" o:hrstd="t" o:hr="t"/>
+        </w:pict>
+      </w:r>
+    </w:p>
+    <w:p>
+      <w:pPr>
+        <w:pStyle w:val="Heading2"/>
+      </w:pPr>
+      <w:bookmarkStart w:id="35" w:name="test-summary"/>
       <w:bookmarkEnd w:id="30"/>
-      <w:r>
-        <w:t>12. Notes and Observations</w:t>
-      </w:r>
-    </w:p>
-    <w:p>
-      <w:pPr>
-        <w:pStyle w:val="Heading3"/>
-      </w:pPr>
-      <w:bookmarkStart w:id="32" w:name="equipment-processing-states-notes"/>
-      <w:r>
-        <w:t>Equipment Processing States Notes</w:t>
-      </w:r>
-    </w:p>
-    <w:p>
-      <w:r>
-        <w:pict w14:anchorId="531C55D9">
-          <v:rect id="_x0000_i1037" style="width:0;height:1.5pt" o:hralign="center" o:hrstd="t" o:hr="t"/>
-        </w:pict>
-      </w:r>
-    </w:p>
-    <w:p>
-      <w:r>
-        <w:pict w14:anchorId="01163D47">
-          <v:rect id="_x0000_i1038" style="width:0;height:1.5pt" o:hralign="center" o:hrstd="t" o:hr="t"/>
-        </w:pict>
-      </w:r>
-    </w:p>
-    <w:p>
-      <w:r>
-        <w:pict w14:anchorId="4D397F4B">
-          <v:rect id="_x0000_i1039" style="width:0;height:1.5pt" o:hralign="center" o:hrstd="t" o:hr="t"/>
-        </w:pict>
-      </w:r>
-    </w:p>
-    <w:p>
-      <w:pPr>
-        <w:pStyle w:val="Heading3"/>
-      </w:pPr>
-      <w:bookmarkStart w:id="33" w:name="documentation-compliance"/>
-      <w:bookmarkEnd w:id="32"/>
-      <w:r>
-        <w:t>Documentation Compliance</w:t>
-      </w:r>
-    </w:p>
-    <w:p>
-      <w:r>
-        <w:pict w14:anchorId="31D54A6C">
-          <v:rect id="_x0000_i1040" style="width:0;height:1.5pt" o:hralign="center" o:hrstd="t" o:hr="t"/>
-        </w:pict>
-      </w:r>
-    </w:p>
-    <w:p>
-      <w:pPr>
-        <w:pStyle w:val="Heading3"/>
-      </w:pPr>
-      <w:bookmarkStart w:id="34" w:name="material-movement-compliance"/>
-      <w:bookmarkEnd w:id="33"/>
-      <w:r>
-        <w:t>Material Movement Compliance</w:t>
-      </w:r>
-    </w:p>
-    <w:p>
-      <w:r>
-        <w:pict w14:anchorId="5E94DEEF">
-          <v:rect id="_x0000_i1041" style="width:0;height:1.5pt" o:hralign="center" o:hrstd="t" o:hr="t"/>
-        </w:pict>
-      </w:r>
-    </w:p>
-    <w:p>
-      <w:pPr>
-        <w:pStyle w:val="Heading3"/>
-      </w:pPr>
-      <w:bookmarkStart w:id="35" w:name="custom-message-handling"/>
       <w:bookmarkEnd w:id="34"/>
-      <w:r>
-        <w:t>Custom Message Handling</w:t>
-      </w:r>
-    </w:p>
-    <w:p>
-      <w:r>
-        <w:pict w14:anchorId="10395E87">
-          <v:rect id="_x0000_i1042" style="width:0;height:1.5pt" o:hralign="center" o:hrstd="t" o:hr="t"/>
-        </w:pict>
-      </w:r>
-    </w:p>
-    <w:p>
-      <w:r>
-        <w:pict w14:anchorId="03EC2382">
-          <v:rect id="_x0000_i1043" style="width:0;height:1.5pt" o:hralign="center" o:hrstd="t" o:hr="t"/>
-        </w:pict>
-      </w:r>
-    </w:p>
-    <w:p>
-      <w:pPr>
-        <w:pStyle w:val="Heading2"/>
-      </w:pPr>
-      <w:bookmarkStart w:id="36" w:name="test-summary"/>
-      <w:bookmarkEnd w:id="31"/>
-      <w:bookmarkEnd w:id="35"/>
       <w:r>
         <w:t>13. Test Summary</w:t>
       </w:r>
@@ -3869,7 +3876,6 @@
               <w:pStyle w:val="Compact"/>
             </w:pPr>
             <w:r>
-              <w:lastRenderedPageBreak/>
               <w:t>Variables Verification</w:t>
             </w:r>
           </w:p>
@@ -4015,7 +4021,7 @@
       <w:pPr>
         <w:pStyle w:val="Heading3"/>
       </w:pPr>
-      <w:bookmarkStart w:id="37" w:name="overall-characterization-result"/>
+      <w:bookmarkStart w:id="36" w:name="overall-characterization-result"/>
       <w:r>
         <w:t>Overall Characterization Result</w:t>
       </w:r>
@@ -4048,9 +4054,10 @@
       <w:pPr>
         <w:pStyle w:val="Heading3"/>
       </w:pPr>
-      <w:bookmarkStart w:id="38" w:name="tester-information"/>
-      <w:bookmarkEnd w:id="37"/>
-      <w:r>
+      <w:bookmarkStart w:id="37" w:name="tester-information"/>
+      <w:bookmarkEnd w:id="36"/>
+      <w:r>
+        <w:lastRenderedPageBreak/>
         <w:t>Tester Information</w:t>
       </w:r>
     </w:p>
@@ -4226,8 +4233,8 @@
       <w:pPr>
         <w:pStyle w:val="Heading3"/>
       </w:pPr>
-      <w:bookmarkStart w:id="39" w:name="approval"/>
-      <w:bookmarkEnd w:id="38"/>
+      <w:bookmarkStart w:id="38" w:name="approval"/>
+      <w:bookmarkEnd w:id="37"/>
       <w:r>
         <w:t>Approval</w:t>
       </w:r>
@@ -4395,8 +4402,8 @@
     </w:tbl>
     <w:p>
       <w:r>
-        <w:pict w14:anchorId="151AEA20">
-          <v:rect id="_x0000_i1044" style="width:0;height:1.5pt" o:hralign="center" o:hrstd="t" o:hr="t"/>
+        <w:pict w14:anchorId="26F195CA">
+          <v:rect id="_x0000_i1525" style="width:0;height:1.5pt" o:hralign="center" o:hrstd="t" o:hr="t"/>
         </w:pict>
       </w:r>
     </w:p>
@@ -4407,9 +4414,13 @@
       <w:r>
         <w:t>End of Report</w:t>
       </w:r>
-      <w:bookmarkEnd w:id="0"/>
-      <w:bookmarkEnd w:id="36"/>
-      <w:bookmarkEnd w:id="39"/>
+      <w:bookmarkEnd w:id="35"/>
+      <w:bookmarkEnd w:id="38"/>
+    </w:p>
+    <w:p>
+      <w:pPr>
+        <w:pStyle w:val="FirstParagraph"/>
+      </w:pPr>
     </w:p>
     <w:sectPr>
       <w:footnotePr>
